--- a/assets/2 thành viên/03. Danh sách thành viên.docx
+++ b/assets/2 thành viên/03. Danh sách thành viên.docx
@@ -8,7 +8,7 @@
           <w:tab w:val="left" w:leader="dot" w:pos="4320"/>
           <w:tab w:val="right" w:leader="dot" w:pos="8280"/>
         </w:tabs>
-        <w:spacing w:after="0" w:line="240" w:lineRule="auto"/>
+        <w:spacing w:after="0" w:line="300" w:lineRule="auto"/>
         <w:jc w:val="center"/>
         <w:rPr>
           <w:b/>
@@ -79,7 +79,7 @@
                 <w:tab w:val="left" w:leader="dot" w:pos="4320"/>
                 <w:tab w:val="right" w:leader="dot" w:pos="8280"/>
               </w:tabs>
-              <w:spacing w:after="0" w:line="240" w:lineRule="auto"/>
+              <w:spacing w:after="0" w:line="300" w:lineRule="auto"/>
               <w:jc w:val="center"/>
               <w:rPr>
                 <w:sz w:val="24"/>
@@ -111,7 +111,7 @@
                 <w:tab w:val="left" w:leader="dot" w:pos="4320"/>
                 <w:tab w:val="right" w:leader="dot" w:pos="8280"/>
               </w:tabs>
-              <w:spacing w:after="0" w:line="240" w:lineRule="auto"/>
+              <w:spacing w:after="0" w:line="300" w:lineRule="auto"/>
               <w:jc w:val="center"/>
               <w:rPr>
                 <w:sz w:val="24"/>
@@ -143,7 +143,7 @@
                 <w:tab w:val="left" w:leader="dot" w:pos="4320"/>
                 <w:tab w:val="right" w:leader="dot" w:pos="8280"/>
               </w:tabs>
-              <w:spacing w:after="0" w:line="240" w:lineRule="auto"/>
+              <w:spacing w:after="0" w:line="300" w:lineRule="auto"/>
               <w:jc w:val="center"/>
               <w:rPr>
                 <w:sz w:val="24"/>
@@ -175,7 +175,7 @@
                 <w:tab w:val="left" w:leader="dot" w:pos="4320"/>
                 <w:tab w:val="right" w:leader="dot" w:pos="8280"/>
               </w:tabs>
-              <w:spacing w:after="0" w:line="240" w:lineRule="auto"/>
+              <w:spacing w:after="0" w:line="300" w:lineRule="auto"/>
               <w:jc w:val="center"/>
               <w:rPr>
                 <w:sz w:val="24"/>
@@ -207,7 +207,7 @@
                 <w:tab w:val="left" w:leader="dot" w:pos="4320"/>
                 <w:tab w:val="right" w:leader="dot" w:pos="8280"/>
               </w:tabs>
-              <w:spacing w:after="0" w:line="240" w:lineRule="auto"/>
+              <w:spacing w:after="0" w:line="300" w:lineRule="auto"/>
               <w:jc w:val="center"/>
               <w:rPr>
                 <w:sz w:val="24"/>
@@ -239,7 +239,7 @@
                 <w:tab w:val="left" w:leader="dot" w:pos="4320"/>
                 <w:tab w:val="right" w:leader="dot" w:pos="8280"/>
               </w:tabs>
-              <w:spacing w:after="0" w:line="240" w:lineRule="auto"/>
+              <w:spacing w:after="0" w:line="300" w:lineRule="auto"/>
               <w:jc w:val="center"/>
               <w:rPr>
                 <w:sz w:val="24"/>
@@ -271,7 +271,7 @@
                 <w:tab w:val="left" w:leader="dot" w:pos="4320"/>
                 <w:tab w:val="right" w:leader="dot" w:pos="8280"/>
               </w:tabs>
-              <w:spacing w:after="0" w:line="240" w:lineRule="auto"/>
+              <w:spacing w:after="0" w:line="300" w:lineRule="auto"/>
               <w:jc w:val="center"/>
               <w:rPr>
                 <w:sz w:val="24"/>
@@ -304,7 +304,7 @@
                 <w:tab w:val="left" w:leader="dot" w:pos="4320"/>
                 <w:tab w:val="right" w:leader="dot" w:pos="8280"/>
               </w:tabs>
-              <w:spacing w:after="0" w:line="240" w:lineRule="auto"/>
+              <w:spacing w:after="0" w:line="300" w:lineRule="auto"/>
               <w:jc w:val="center"/>
               <w:rPr>
                 <w:sz w:val="24"/>
@@ -336,7 +336,7 @@
                 <w:tab w:val="left" w:leader="dot" w:pos="4320"/>
                 <w:tab w:val="right" w:leader="dot" w:pos="8280"/>
               </w:tabs>
-              <w:spacing w:after="0" w:line="240" w:lineRule="auto"/>
+              <w:spacing w:after="0" w:line="300" w:lineRule="auto"/>
               <w:jc w:val="center"/>
               <w:rPr>
                 <w:sz w:val="24"/>
@@ -368,7 +368,7 @@
                 <w:tab w:val="left" w:leader="dot" w:pos="4320"/>
                 <w:tab w:val="right" w:leader="dot" w:pos="8280"/>
               </w:tabs>
-              <w:spacing w:after="0" w:line="240" w:lineRule="auto"/>
+              <w:spacing w:after="0" w:line="300" w:lineRule="auto"/>
               <w:jc w:val="center"/>
               <w:rPr>
                 <w:sz w:val="24"/>
@@ -401,7 +401,7 @@
                 <w:tab w:val="left" w:leader="dot" w:pos="4320"/>
                 <w:tab w:val="right" w:leader="dot" w:pos="8280"/>
               </w:tabs>
-              <w:spacing w:after="0" w:line="240" w:lineRule="auto"/>
+              <w:spacing w:after="0" w:line="300" w:lineRule="auto"/>
               <w:jc w:val="center"/>
               <w:rPr>
                 <w:sz w:val="24"/>
@@ -434,7 +434,7 @@
                 <w:tab w:val="left" w:leader="dot" w:pos="4320"/>
                 <w:tab w:val="right" w:leader="dot" w:pos="8280"/>
               </w:tabs>
-              <w:spacing w:after="0" w:line="240" w:lineRule="auto"/>
+              <w:spacing w:after="0" w:line="300" w:lineRule="auto"/>
               <w:jc w:val="center"/>
               <w:rPr>
                 <w:sz w:val="24"/>
@@ -476,7 +476,7 @@
                 <w:tab w:val="right" w:leader="dot" w:pos="8280"/>
               </w:tabs>
               <w:snapToGrid w:val="0"/>
-              <w:spacing w:after="0" w:line="240" w:lineRule="auto"/>
+              <w:spacing w:after="0" w:line="300" w:lineRule="auto"/>
               <w:jc w:val="center"/>
               <w:rPr>
                 <w:sz w:val="24"/>
@@ -502,7 +502,7 @@
                 <w:tab w:val="right" w:leader="dot" w:pos="8280"/>
               </w:tabs>
               <w:snapToGrid w:val="0"/>
-              <w:spacing w:after="0" w:line="240" w:lineRule="auto"/>
+              <w:spacing w:after="0" w:line="300" w:lineRule="auto"/>
               <w:jc w:val="center"/>
               <w:rPr>
                 <w:sz w:val="24"/>
@@ -528,7 +528,7 @@
                 <w:tab w:val="right" w:leader="dot" w:pos="8280"/>
               </w:tabs>
               <w:snapToGrid w:val="0"/>
-              <w:spacing w:after="0" w:line="240" w:lineRule="auto"/>
+              <w:spacing w:after="0" w:line="300" w:lineRule="auto"/>
               <w:jc w:val="center"/>
               <w:rPr>
                 <w:sz w:val="24"/>
@@ -554,7 +554,7 @@
                 <w:tab w:val="right" w:leader="dot" w:pos="8280"/>
               </w:tabs>
               <w:snapToGrid w:val="0"/>
-              <w:spacing w:after="0" w:line="240" w:lineRule="auto"/>
+              <w:spacing w:after="0" w:line="300" w:lineRule="auto"/>
               <w:jc w:val="center"/>
               <w:rPr>
                 <w:sz w:val="24"/>
@@ -580,7 +580,7 @@
                 <w:tab w:val="right" w:leader="dot" w:pos="8280"/>
               </w:tabs>
               <w:snapToGrid w:val="0"/>
-              <w:spacing w:after="0" w:line="240" w:lineRule="auto"/>
+              <w:spacing w:after="0" w:line="300" w:lineRule="auto"/>
               <w:jc w:val="center"/>
               <w:rPr>
                 <w:sz w:val="24"/>
@@ -606,7 +606,7 @@
                 <w:tab w:val="right" w:leader="dot" w:pos="8280"/>
               </w:tabs>
               <w:snapToGrid w:val="0"/>
-              <w:spacing w:after="0" w:line="240" w:lineRule="auto"/>
+              <w:spacing w:after="0" w:line="300" w:lineRule="auto"/>
               <w:jc w:val="center"/>
               <w:rPr>
                 <w:sz w:val="24"/>
@@ -632,7 +632,7 @@
                 <w:tab w:val="right" w:leader="dot" w:pos="8280"/>
               </w:tabs>
               <w:snapToGrid w:val="0"/>
-              <w:spacing w:after="0" w:line="240" w:lineRule="auto"/>
+              <w:spacing w:after="0" w:line="300" w:lineRule="auto"/>
               <w:jc w:val="center"/>
               <w:rPr>
                 <w:sz w:val="24"/>
@@ -659,7 +659,7 @@
                 <w:tab w:val="right" w:leader="dot" w:pos="8280"/>
               </w:tabs>
               <w:snapToGrid w:val="0"/>
-              <w:spacing w:after="0" w:line="240" w:lineRule="auto"/>
+              <w:spacing w:after="0" w:line="300" w:lineRule="auto"/>
               <w:jc w:val="center"/>
               <w:rPr>
                 <w:sz w:val="24"/>
@@ -683,7 +683,7 @@
                 <w:tab w:val="left" w:leader="dot" w:pos="4320"/>
                 <w:tab w:val="right" w:leader="dot" w:pos="8280"/>
               </w:tabs>
-              <w:spacing w:after="0" w:line="240" w:lineRule="auto"/>
+              <w:spacing w:after="0" w:line="300" w:lineRule="auto"/>
               <w:jc w:val="center"/>
               <w:rPr>
                 <w:sz w:val="24"/>
@@ -729,7 +729,7 @@
                 <w:tab w:val="left" w:leader="dot" w:pos="4320"/>
                 <w:tab w:val="right" w:leader="dot" w:pos="8280"/>
               </w:tabs>
-              <w:spacing w:after="0" w:line="240" w:lineRule="auto"/>
+              <w:spacing w:after="0" w:line="300" w:lineRule="auto"/>
               <w:jc w:val="center"/>
               <w:rPr>
                 <w:sz w:val="24"/>
@@ -760,7 +760,7 @@
                 <w:tab w:val="left" w:leader="dot" w:pos="4320"/>
                 <w:tab w:val="right" w:leader="dot" w:pos="8280"/>
               </w:tabs>
-              <w:spacing w:after="0" w:line="240" w:lineRule="auto"/>
+              <w:spacing w:after="0" w:line="300" w:lineRule="auto"/>
               <w:jc w:val="center"/>
               <w:rPr>
                 <w:sz w:val="24"/>
@@ -794,7 +794,7 @@
                 <w:tab w:val="right" w:leader="dot" w:pos="8280"/>
               </w:tabs>
               <w:snapToGrid w:val="0"/>
-              <w:spacing w:after="0" w:line="240" w:lineRule="auto"/>
+              <w:spacing w:after="0" w:line="300" w:lineRule="auto"/>
               <w:jc w:val="center"/>
               <w:rPr>
                 <w:sz w:val="24"/>
@@ -818,7 +818,7 @@
                 <w:tab w:val="left" w:leader="dot" w:pos="4320"/>
                 <w:tab w:val="right" w:leader="dot" w:pos="8280"/>
               </w:tabs>
-              <w:spacing w:after="0" w:line="240" w:lineRule="auto"/>
+              <w:spacing w:after="0" w:line="300" w:lineRule="auto"/>
               <w:jc w:val="center"/>
               <w:rPr>
                 <w:sz w:val="24"/>
@@ -844,7 +844,7 @@
                 <w:tab w:val="left" w:leader="dot" w:pos="4320"/>
                 <w:tab w:val="right" w:leader="dot" w:pos="8280"/>
               </w:tabs>
-              <w:spacing w:after="0" w:line="240" w:lineRule="auto"/>
+              <w:spacing w:after="0" w:line="300" w:lineRule="auto"/>
               <w:jc w:val="center"/>
               <w:rPr>
                 <w:sz w:val="24"/>
@@ -876,7 +876,7 @@
                 <w:tab w:val="left" w:leader="dot" w:pos="4320"/>
                 <w:tab w:val="right" w:leader="dot" w:pos="8280"/>
               </w:tabs>
-              <w:spacing w:after="0" w:line="240" w:lineRule="auto"/>
+              <w:spacing w:after="0" w:line="300" w:lineRule="auto"/>
               <w:jc w:val="center"/>
               <w:rPr>
                 <w:b/>
@@ -909,7 +909,7 @@
                 <w:tab w:val="left" w:leader="dot" w:pos="4320"/>
                 <w:tab w:val="right" w:leader="dot" w:pos="8280"/>
               </w:tabs>
-              <w:spacing w:after="0" w:line="240" w:lineRule="auto"/>
+              <w:spacing w:after="0" w:line="300" w:lineRule="auto"/>
               <w:jc w:val="center"/>
               <w:rPr>
                 <w:b/>
@@ -942,7 +942,7 @@
                 <w:tab w:val="left" w:leader="dot" w:pos="4320"/>
                 <w:tab w:val="right" w:leader="dot" w:pos="8280"/>
               </w:tabs>
-              <w:spacing w:after="0" w:line="240" w:lineRule="auto"/>
+              <w:spacing w:after="0" w:line="300" w:lineRule="auto"/>
               <w:jc w:val="center"/>
               <w:rPr>
                 <w:b/>
@@ -975,7 +975,7 @@
                 <w:tab w:val="left" w:leader="dot" w:pos="4320"/>
                 <w:tab w:val="right" w:leader="dot" w:pos="8280"/>
               </w:tabs>
-              <w:spacing w:after="0" w:line="240" w:lineRule="auto"/>
+              <w:spacing w:after="0" w:line="300" w:lineRule="auto"/>
               <w:jc w:val="center"/>
               <w:rPr>
                 <w:b/>
@@ -1009,7 +1009,7 @@
                 <w:tab w:val="left" w:leader="dot" w:pos="4320"/>
                 <w:tab w:val="right" w:leader="dot" w:pos="8280"/>
               </w:tabs>
-              <w:spacing w:after="0" w:line="240" w:lineRule="auto"/>
+              <w:spacing w:after="0" w:line="300" w:lineRule="auto"/>
               <w:jc w:val="center"/>
               <w:rPr>
                 <w:b/>
@@ -1042,7 +1042,7 @@
                 <w:tab w:val="left" w:leader="dot" w:pos="4320"/>
                 <w:tab w:val="right" w:leader="dot" w:pos="8280"/>
               </w:tabs>
-              <w:spacing w:after="0" w:line="240" w:lineRule="auto"/>
+              <w:spacing w:after="0" w:line="300" w:lineRule="auto"/>
               <w:jc w:val="center"/>
               <w:rPr>
                 <w:b/>
@@ -1075,7 +1075,7 @@
                 <w:tab w:val="left" w:leader="dot" w:pos="4320"/>
                 <w:tab w:val="right" w:leader="dot" w:pos="8280"/>
               </w:tabs>
-              <w:spacing w:after="0" w:line="240" w:lineRule="auto"/>
+              <w:spacing w:after="0" w:line="300" w:lineRule="auto"/>
               <w:jc w:val="center"/>
               <w:rPr>
                 <w:b/>
@@ -1109,7 +1109,7 @@
                 <w:tab w:val="left" w:leader="dot" w:pos="4320"/>
                 <w:tab w:val="right" w:leader="dot" w:pos="8280"/>
               </w:tabs>
-              <w:spacing w:after="0" w:line="240" w:lineRule="auto"/>
+              <w:spacing w:after="0" w:line="300" w:lineRule="auto"/>
               <w:jc w:val="center"/>
               <w:rPr>
                 <w:b/>
@@ -1142,7 +1142,7 @@
                 <w:tab w:val="left" w:leader="dot" w:pos="4320"/>
                 <w:tab w:val="right" w:leader="dot" w:pos="8280"/>
               </w:tabs>
-              <w:spacing w:after="0" w:line="240" w:lineRule="auto"/>
+              <w:spacing w:after="0" w:line="300" w:lineRule="auto"/>
               <w:jc w:val="center"/>
               <w:rPr>
                 <w:b/>
@@ -1175,7 +1175,7 @@
                 <w:tab w:val="left" w:leader="dot" w:pos="4320"/>
                 <w:tab w:val="right" w:leader="dot" w:pos="8280"/>
               </w:tabs>
-              <w:spacing w:after="0" w:line="240" w:lineRule="auto"/>
+              <w:spacing w:after="0" w:line="300" w:lineRule="auto"/>
               <w:jc w:val="center"/>
               <w:rPr>
                 <w:b/>
@@ -1208,7 +1208,7 @@
                 <w:tab w:val="left" w:leader="dot" w:pos="4320"/>
                 <w:tab w:val="right" w:leader="dot" w:pos="8280"/>
               </w:tabs>
-              <w:spacing w:after="0" w:line="240" w:lineRule="auto"/>
+              <w:spacing w:after="0" w:line="300" w:lineRule="auto"/>
               <w:jc w:val="center"/>
               <w:rPr>
                 <w:b/>
@@ -1241,7 +1241,7 @@
                 <w:tab w:val="left" w:leader="dot" w:pos="4320"/>
                 <w:tab w:val="right" w:leader="dot" w:pos="8280"/>
               </w:tabs>
-              <w:spacing w:after="0" w:line="240" w:lineRule="auto"/>
+              <w:spacing w:after="0" w:line="300" w:lineRule="auto"/>
               <w:jc w:val="center"/>
               <w:rPr>
                 <w:b/>
@@ -1274,7 +1274,7 @@
                 <w:tab w:val="left" w:leader="dot" w:pos="4320"/>
                 <w:tab w:val="right" w:leader="dot" w:pos="8280"/>
               </w:tabs>
-              <w:spacing w:after="0" w:line="240" w:lineRule="auto"/>
+              <w:spacing w:after="0" w:line="300" w:lineRule="auto"/>
               <w:jc w:val="center"/>
               <w:rPr>
                 <w:b/>
@@ -1308,7 +1308,7 @@
                 <w:tab w:val="left" w:leader="dot" w:pos="4320"/>
                 <w:tab w:val="right" w:leader="dot" w:pos="8280"/>
               </w:tabs>
-              <w:spacing w:after="0" w:line="240" w:lineRule="auto"/>
+              <w:spacing w:after="0" w:line="300" w:lineRule="auto"/>
               <w:jc w:val="center"/>
               <w:rPr>
                 <w:sz w:val="24"/>
@@ -1350,7 +1350,7 @@
                 <w:tab w:val="right" w:leader="dot" w:pos="8280"/>
               </w:tabs>
               <w:snapToGrid w:val="0"/>
-              <w:spacing w:after="0" w:line="240" w:lineRule="auto"/>
+              <w:spacing w:after="0" w:line="300" w:lineRule="auto"/>
               <w:jc w:val="center"/>
               <w:rPr>
                 <w:sz w:val="24"/>
@@ -1397,7 +1397,7 @@
                 <w:tab w:val="right" w:leader="dot" w:pos="8280"/>
               </w:tabs>
               <w:snapToGrid w:val="0"/>
-              <w:spacing w:after="0" w:line="240" w:lineRule="auto"/>
+              <w:spacing w:after="0" w:line="300" w:lineRule="auto"/>
               <w:jc w:val="center"/>
               <w:rPr>
                 <w:b/>
@@ -1436,7 +1436,7 @@
                 <w:tab w:val="right" w:leader="dot" w:pos="8280"/>
               </w:tabs>
               <w:snapToGrid w:val="0"/>
-              <w:spacing w:after="0" w:line="240" w:lineRule="auto"/>
+              <w:spacing w:after="0" w:line="300" w:lineRule="auto"/>
               <w:jc w:val="center"/>
               <w:rPr>
                 <w:sz w:val="24"/>
@@ -1471,7 +1471,7 @@
                 <w:tab w:val="right" w:leader="dot" w:pos="8280"/>
               </w:tabs>
               <w:snapToGrid w:val="0"/>
-              <w:spacing w:after="0" w:line="240" w:lineRule="auto"/>
+              <w:spacing w:after="0" w:line="300" w:lineRule="auto"/>
               <w:jc w:val="center"/>
               <w:rPr>
                 <w:sz w:val="24"/>
@@ -1505,7 +1505,7 @@
                 <w:tab w:val="right" w:leader="dot" w:pos="8280"/>
               </w:tabs>
               <w:snapToGrid w:val="0"/>
-              <w:spacing w:after="0" w:line="240" w:lineRule="auto"/>
+              <w:spacing w:after="0" w:line="300" w:lineRule="auto"/>
               <w:jc w:val="center"/>
               <w:rPr>
                 <w:sz w:val="24"/>
@@ -1528,7 +1528,7 @@
                 <w:tab w:val="right" w:pos="9072"/>
               </w:tabs>
               <w:suppressAutoHyphens/>
-              <w:spacing w:line="240" w:lineRule="auto"/>
+              <w:spacing w:after="0" w:line="300" w:lineRule="auto"/>
               <w:jc w:val="center"/>
               <w:rPr>
                 <w:sz w:val="24"/>
@@ -1560,7 +1560,7 @@
           </w:p>
           <w:p>
             <w:pPr>
-              <w:spacing w:line="240" w:lineRule="auto"/>
+              <w:spacing w:after="0" w:line="300" w:lineRule="auto"/>
               <w:jc w:val="center"/>
               <w:rPr>
                 <w:sz w:val="24"/>
@@ -1577,7 +1577,7 @@
           </w:p>
           <w:p>
             <w:pPr>
-              <w:spacing w:line="240" w:lineRule="auto"/>
+              <w:spacing w:after="0" w:line="300" w:lineRule="auto"/>
               <w:jc w:val="center"/>
               <w:rPr>
                 <w:bCs/>
@@ -1609,7 +1609,7 @@
                 <w:tab w:val="right" w:pos="9072"/>
               </w:tabs>
               <w:suppressAutoHyphens/>
-              <w:spacing w:line="240" w:lineRule="auto"/>
+              <w:spacing w:after="0" w:line="300" w:lineRule="auto"/>
               <w:jc w:val="center"/>
               <w:rPr>
                 <w:sz w:val="24"/>
@@ -1625,7 +1625,7 @@
                 <w:tab w:val="right" w:leader="dot" w:pos="8280"/>
               </w:tabs>
               <w:snapToGrid w:val="0"/>
-              <w:spacing w:after="0" w:line="240" w:lineRule="auto"/>
+              <w:spacing w:after="0" w:line="300" w:lineRule="auto"/>
               <w:jc w:val="center"/>
               <w:rPr>
                 <w:sz w:val="24"/>
@@ -1652,7 +1652,7 @@
                 <w:tab w:val="right" w:leader="dot" w:pos="8280"/>
               </w:tabs>
               <w:snapToGrid w:val="0"/>
-              <w:spacing w:after="0" w:line="240" w:lineRule="auto"/>
+              <w:spacing w:after="0" w:line="300" w:lineRule="auto"/>
               <w:jc w:val="center"/>
               <w:rPr>
                 <w:sz w:val="24"/>
@@ -1680,7 +1680,7 @@
                 <w:tab w:val="right" w:leader="dot" w:pos="8280"/>
               </w:tabs>
               <w:snapToGrid w:val="0"/>
-              <w:spacing w:after="0" w:line="240" w:lineRule="auto"/>
+              <w:spacing w:after="0" w:line="300" w:lineRule="auto"/>
               <w:jc w:val="center"/>
               <w:rPr>
                 <w:sz w:val="24"/>
@@ -1709,7 +1709,7 @@
                 <w:tab w:val="right" w:leader="dot" w:pos="8280"/>
               </w:tabs>
               <w:snapToGrid w:val="0"/>
-              <w:spacing w:after="0" w:line="240" w:lineRule="auto"/>
+              <w:spacing w:after="0" w:line="300" w:lineRule="auto"/>
               <w:jc w:val="center"/>
               <w:rPr>
                 <w:sz w:val="24"/>
@@ -1744,7 +1744,7 @@
                 <w:tab w:val="right" w:leader="dot" w:pos="8280"/>
               </w:tabs>
               <w:snapToGrid w:val="0"/>
-              <w:spacing w:after="0" w:line="240" w:lineRule="auto"/>
+              <w:spacing w:after="0" w:line="300" w:lineRule="auto"/>
               <w:jc w:val="center"/>
               <w:rPr>
                 <w:sz w:val="24"/>
@@ -1786,7 +1786,7 @@
                 <w:tab w:val="right" w:leader="dot" w:pos="8280"/>
               </w:tabs>
               <w:snapToGrid w:val="0"/>
-              <w:spacing w:after="0" w:line="240" w:lineRule="auto"/>
+              <w:spacing w:after="0" w:line="300" w:lineRule="auto"/>
               <w:jc w:val="center"/>
               <w:rPr>
                 <w:sz w:val="24"/>
@@ -1819,7 +1819,7 @@
                 <w:tab w:val="right" w:leader="dot" w:pos="8280"/>
               </w:tabs>
               <w:snapToGrid w:val="0"/>
-              <w:spacing w:after="0" w:line="240" w:lineRule="auto"/>
+              <w:spacing w:after="0" w:line="300" w:lineRule="auto"/>
               <w:ind w:left="113" w:right="113"/>
               <w:jc w:val="center"/>
               <w:rPr>
@@ -1844,7 +1844,7 @@
                 <w:tab w:val="right" w:leader="dot" w:pos="8280"/>
               </w:tabs>
               <w:snapToGrid w:val="0"/>
-              <w:spacing w:after="0" w:line="240" w:lineRule="auto"/>
+              <w:spacing w:after="0" w:line="300" w:lineRule="auto"/>
               <w:jc w:val="center"/>
               <w:rPr>
                 <w:sz w:val="24"/>
@@ -1871,7 +1871,7 @@
                 <w:tab w:val="right" w:leader="dot" w:pos="8280"/>
               </w:tabs>
               <w:snapToGrid w:val="0"/>
-              <w:spacing w:after="0" w:line="240" w:lineRule="auto"/>
+              <w:spacing w:after="0" w:line="300" w:lineRule="auto"/>
               <w:jc w:val="center"/>
               <w:rPr>
                 <w:sz w:val="24"/>
@@ -1905,7 +1905,7 @@
                 <w:tab w:val="right" w:leader="dot" w:pos="8280"/>
               </w:tabs>
               <w:snapToGrid w:val="0"/>
-              <w:spacing w:after="0" w:line="240" w:lineRule="auto"/>
+              <w:spacing w:after="0" w:line="300" w:lineRule="auto"/>
               <w:rPr>
                 <w:sz w:val="24"/>
                 <w:szCs w:val="24"/>
@@ -1920,7 +1920,7 @@
                 <w:tab w:val="right" w:leader="dot" w:pos="8280"/>
               </w:tabs>
               <w:snapToGrid w:val="0"/>
-              <w:spacing w:after="0" w:line="240" w:lineRule="auto"/>
+              <w:spacing w:after="0" w:line="300" w:lineRule="auto"/>
               <w:rPr>
                 <w:sz w:val="24"/>
                 <w:szCs w:val="24"/>
@@ -1935,7 +1935,7 @@
                 <w:tab w:val="right" w:leader="dot" w:pos="8280"/>
               </w:tabs>
               <w:snapToGrid w:val="0"/>
-              <w:spacing w:after="0" w:line="240" w:lineRule="auto"/>
+              <w:spacing w:after="0" w:line="300" w:lineRule="auto"/>
               <w:rPr>
                 <w:sz w:val="24"/>
                 <w:szCs w:val="24"/>
@@ -1950,7 +1950,7 @@
                 <w:tab w:val="right" w:leader="dot" w:pos="8280"/>
               </w:tabs>
               <w:snapToGrid w:val="0"/>
-              <w:spacing w:after="0" w:line="240" w:lineRule="auto"/>
+              <w:spacing w:after="0" w:line="300" w:lineRule="auto"/>
               <w:jc w:val="center"/>
               <w:rPr>
                 <w:sz w:val="24"/>
@@ -1985,7 +1985,7 @@
                 <w:tab w:val="right" w:leader="dot" w:pos="8280"/>
               </w:tabs>
               <w:snapToGrid w:val="0"/>
-              <w:spacing w:after="0" w:line="240" w:lineRule="auto"/>
+              <w:spacing w:after="0" w:line="300" w:lineRule="auto"/>
               <w:jc w:val="center"/>
               <w:rPr>
                 <w:sz w:val="24"/>
@@ -2018,7 +2018,7 @@
           </w:tcPr>
           <w:p>
             <w:pPr>
-              <w:spacing w:after="0" w:line="240" w:lineRule="auto"/>
+              <w:spacing w:after="0" w:line="300" w:lineRule="auto"/>
               <w:jc w:val="center"/>
               <w:rPr>
                 <w:b/>
@@ -2040,7 +2040,7 @@
               <w:tabs>
                 <w:tab w:val="left" w:pos="284"/>
               </w:tabs>
-              <w:spacing w:line="240" w:lineRule="auto"/>
+              <w:spacing w:after="0" w:line="300" w:lineRule="auto"/>
               <w:jc w:val="center"/>
               <w:rPr>
                 <w:i/>
@@ -2055,7 +2055,7 @@
               <w:tabs>
                 <w:tab w:val="left" w:pos="284"/>
               </w:tabs>
-              <w:spacing w:line="240" w:lineRule="auto"/>
+              <w:spacing w:after="0" w:line="300" w:lineRule="auto"/>
               <w:jc w:val="center"/>
               <w:rPr>
                 <w:i/>
@@ -2117,7 +2117,7 @@
           </w:p>
           <w:p>
             <w:pPr>
-              <w:spacing w:after="0" w:line="240" w:lineRule="auto"/>
+              <w:spacing w:after="0" w:line="300" w:lineRule="auto"/>
               <w:jc w:val="center"/>
               <w:rPr>
                 <w:i/>
@@ -2156,7 +2156,7 @@
           </w:p>
           <w:p>
             <w:pPr>
-              <w:spacing w:after="0" w:line="240" w:lineRule="auto"/>
+              <w:spacing w:after="0" w:line="300" w:lineRule="auto"/>
               <w:jc w:val="center"/>
               <w:rPr>
                 <w:b/>
@@ -2168,7 +2168,7 @@
           </w:p>
           <w:p>
             <w:pPr>
-              <w:spacing w:after="0" w:line="240" w:lineRule="auto"/>
+              <w:spacing w:after="0" w:line="300" w:lineRule="auto"/>
               <w:jc w:val="center"/>
               <w:rPr>
                 <w:b/>
@@ -2180,7 +2180,7 @@
           </w:p>
           <w:p>
             <w:pPr>
-              <w:spacing w:after="0" w:line="240" w:lineRule="auto"/>
+              <w:spacing w:after="0" w:line="300" w:lineRule="auto"/>
               <w:jc w:val="center"/>
               <w:rPr>
                 <w:b/>
@@ -2192,7 +2192,7 @@
           </w:p>
           <w:p>
             <w:pPr>
-              <w:spacing w:after="0" w:line="240" w:lineRule="auto"/>
+              <w:spacing w:after="0" w:line="300" w:lineRule="auto"/>
               <w:jc w:val="center"/>
               <w:rPr>
                 <w:b/>
@@ -2204,7 +2204,7 @@
           </w:p>
           <w:p>
             <w:pPr>
-              <w:spacing w:after="0" w:line="240" w:lineRule="auto"/>
+              <w:spacing w:after="0" w:line="300" w:lineRule="auto"/>
               <w:jc w:val="center"/>
               <w:rPr>
                 <w:b/>
@@ -2216,7 +2216,7 @@
           </w:p>
           <w:p>
             <w:pPr>
-              <w:spacing w:after="0" w:line="240" w:lineRule="auto"/>
+              <w:spacing w:after="0" w:line="300" w:lineRule="auto"/>
               <w:jc w:val="center"/>
               <w:rPr>
                 <w:b/>
@@ -2236,7 +2236,7 @@
           <w:bookmarkEnd w:id="1"/>
           <w:p>
             <w:pPr>
-              <w:spacing w:after="0" w:line="240" w:lineRule="auto"/>
+              <w:spacing w:after="0" w:line="300" w:lineRule="auto"/>
               <w:jc w:val="center"/>
               <w:rPr>
                 <w:b/>
@@ -2251,6 +2251,7 @@
                 <w:sz w:val="24"/>
                 <w:szCs w:val="24"/>
               </w:rPr>
+              <w:lastRenderedPageBreak/>
               <w:t>{ho_ten}</w:t>
             </w:r>
           </w:p>
@@ -2259,7 +2260,7 @@
     </w:tbl>
     <w:p>
       <w:pPr>
-        <w:spacing w:after="0" w:line="240" w:lineRule="auto"/>
+        <w:spacing w:after="0" w:line="300" w:lineRule="auto"/>
         <w:rPr>
           <w:sz w:val="24"/>
           <w:szCs w:val="24"/>
